--- a/guess-what/unit-0-welcome/worksheets/worksheet-A.docx
+++ b/guess-what/unit-0-welcome/worksheets/worksheet-A.docx
@@ -2479,6 +2479,110 @@
                 <w:i w:val="0"/>
                 <w:sz w:val="26"/>
               </w:rPr>
+              <w:t>J</w:t>
+            </w:r>
+          </w:p>
+        </w:tc>
+        <w:tc>
+          <w:tcPr>
+            <w:tcW w:type="dxa" w:w="488"/>
+            <w:tcBorders>
+              <w:top w:val="single" w:sz="4" w:color="9FB3C8"/>
+              <w:left w:val="single" w:sz="4" w:color="9FB3C8"/>
+              <w:bottom w:val="single" w:sz="4" w:color="9FB3C8"/>
+              <w:right w:val="single" w:sz="4" w:color="9FB3C8"/>
+            </w:tcBorders>
+          </w:tcPr>
+          <w:p>
+            <w:pPr>
+              <w:spacing w:after="20"/>
+              <w:jc w:val="center"/>
+            </w:pPr>
+            <w:r>
+              <w:rPr>
+                <w:rFonts w:ascii="Arial" w:hAnsi="Arial" w:eastAsia="Arial"/>
+                <w:b/>
+                <w:i w:val="0"/>
+                <w:sz w:val="26"/>
+              </w:rPr>
+              <w:t>U</w:t>
+            </w:r>
+          </w:p>
+        </w:tc>
+        <w:tc>
+          <w:tcPr>
+            <w:tcW w:type="dxa" w:w="488"/>
+            <w:tcBorders>
+              <w:top w:val="single" w:sz="4" w:color="9FB3C8"/>
+              <w:left w:val="single" w:sz="4" w:color="9FB3C8"/>
+              <w:bottom w:val="single" w:sz="4" w:color="9FB3C8"/>
+              <w:right w:val="single" w:sz="4" w:color="9FB3C8"/>
+            </w:tcBorders>
+          </w:tcPr>
+          <w:p>
+            <w:pPr>
+              <w:spacing w:after="20"/>
+              <w:jc w:val="center"/>
+            </w:pPr>
+            <w:r>
+              <w:rPr>
+                <w:rFonts w:ascii="Arial" w:hAnsi="Arial" w:eastAsia="Arial"/>
+                <w:b/>
+                <w:i w:val="0"/>
+                <w:sz w:val="26"/>
+              </w:rPr>
+              <w:t>L</w:t>
+            </w:r>
+          </w:p>
+        </w:tc>
+        <w:tc>
+          <w:tcPr>
+            <w:tcW w:type="dxa" w:w="488"/>
+            <w:tcBorders>
+              <w:top w:val="single" w:sz="4" w:color="9FB3C8"/>
+              <w:left w:val="single" w:sz="4" w:color="9FB3C8"/>
+              <w:bottom w:val="single" w:sz="4" w:color="9FB3C8"/>
+              <w:right w:val="single" w:sz="4" w:color="9FB3C8"/>
+            </w:tcBorders>
+          </w:tcPr>
+          <w:p>
+            <w:pPr>
+              <w:spacing w:after="20"/>
+              <w:jc w:val="center"/>
+            </w:pPr>
+            <w:r>
+              <w:rPr>
+                <w:rFonts w:ascii="Arial" w:hAnsi="Arial" w:eastAsia="Arial"/>
+                <w:b/>
+                <w:i w:val="0"/>
+                <w:sz w:val="26"/>
+              </w:rPr>
+              <w:t>Y</w:t>
+            </w:r>
+          </w:p>
+        </w:tc>
+        <w:tc>
+          <w:tcPr>
+            <w:tcW w:type="dxa" w:w="488"/>
+            <w:tcBorders>
+              <w:top w:val="single" w:sz="4" w:color="9FB3C8"/>
+              <w:left w:val="single" w:sz="4" w:color="9FB3C8"/>
+              <w:bottom w:val="single" w:sz="4" w:color="9FB3C8"/>
+              <w:right w:val="single" w:sz="4" w:color="9FB3C8"/>
+            </w:tcBorders>
+          </w:tcPr>
+          <w:p>
+            <w:pPr>
+              <w:spacing w:after="20"/>
+              <w:jc w:val="center"/>
+            </w:pPr>
+            <w:r>
+              <w:rPr>
+                <w:rFonts w:ascii="Arial" w:hAnsi="Arial" w:eastAsia="Arial"/>
+                <w:b/>
+                <w:i w:val="0"/>
+                <w:sz w:val="26"/>
+              </w:rPr>
               <w:t>O</w:t>
             </w:r>
           </w:p>
@@ -2558,110 +2662,6 @@
                 <w:sz w:val="26"/>
               </w:rPr>
               <w:t>S</w:t>
-            </w:r>
-          </w:p>
-        </w:tc>
-        <w:tc>
-          <w:tcPr>
-            <w:tcW w:type="dxa" w:w="488"/>
-            <w:tcBorders>
-              <w:top w:val="single" w:sz="4" w:color="9FB3C8"/>
-              <w:left w:val="single" w:sz="4" w:color="9FB3C8"/>
-              <w:bottom w:val="single" w:sz="4" w:color="9FB3C8"/>
-              <w:right w:val="single" w:sz="4" w:color="9FB3C8"/>
-            </w:tcBorders>
-          </w:tcPr>
-          <w:p>
-            <w:pPr>
-              <w:spacing w:after="20"/>
-              <w:jc w:val="center"/>
-            </w:pPr>
-            <w:r>
-              <w:rPr>
-                <w:rFonts w:ascii="Arial" w:hAnsi="Arial" w:eastAsia="Arial"/>
-                <w:b/>
-                <w:i w:val="0"/>
-                <w:sz w:val="26"/>
-              </w:rPr>
-              <w:t>J</w:t>
-            </w:r>
-          </w:p>
-        </w:tc>
-        <w:tc>
-          <w:tcPr>
-            <w:tcW w:type="dxa" w:w="488"/>
-            <w:tcBorders>
-              <w:top w:val="single" w:sz="4" w:color="9FB3C8"/>
-              <w:left w:val="single" w:sz="4" w:color="9FB3C8"/>
-              <w:bottom w:val="single" w:sz="4" w:color="9FB3C8"/>
-              <w:right w:val="single" w:sz="4" w:color="9FB3C8"/>
-            </w:tcBorders>
-          </w:tcPr>
-          <w:p>
-            <w:pPr>
-              <w:spacing w:after="20"/>
-              <w:jc w:val="center"/>
-            </w:pPr>
-            <w:r>
-              <w:rPr>
-                <w:rFonts w:ascii="Arial" w:hAnsi="Arial" w:eastAsia="Arial"/>
-                <w:b/>
-                <w:i w:val="0"/>
-                <w:sz w:val="26"/>
-              </w:rPr>
-              <w:t>U</w:t>
-            </w:r>
-          </w:p>
-        </w:tc>
-        <w:tc>
-          <w:tcPr>
-            <w:tcW w:type="dxa" w:w="488"/>
-            <w:tcBorders>
-              <w:top w:val="single" w:sz="4" w:color="9FB3C8"/>
-              <w:left w:val="single" w:sz="4" w:color="9FB3C8"/>
-              <w:bottom w:val="single" w:sz="4" w:color="9FB3C8"/>
-              <w:right w:val="single" w:sz="4" w:color="9FB3C8"/>
-            </w:tcBorders>
-          </w:tcPr>
-          <w:p>
-            <w:pPr>
-              <w:spacing w:after="20"/>
-              <w:jc w:val="center"/>
-            </w:pPr>
-            <w:r>
-              <w:rPr>
-                <w:rFonts w:ascii="Arial" w:hAnsi="Arial" w:eastAsia="Arial"/>
-                <w:b/>
-                <w:i w:val="0"/>
-                <w:sz w:val="26"/>
-              </w:rPr>
-              <w:t>N</w:t>
-            </w:r>
-          </w:p>
-        </w:tc>
-        <w:tc>
-          <w:tcPr>
-            <w:tcW w:type="dxa" w:w="488"/>
-            <w:tcBorders>
-              <w:top w:val="single" w:sz="4" w:color="9FB3C8"/>
-              <w:left w:val="single" w:sz="4" w:color="9FB3C8"/>
-              <w:bottom w:val="single" w:sz="4" w:color="9FB3C8"/>
-              <w:right w:val="single" w:sz="4" w:color="9FB3C8"/>
-            </w:tcBorders>
-          </w:tcPr>
-          <w:p>
-            <w:pPr>
-              <w:spacing w:after="20"/>
-              <w:jc w:val="center"/>
-            </w:pPr>
-            <w:r>
-              <w:rPr>
-                <w:rFonts w:ascii="Arial" w:hAnsi="Arial" w:eastAsia="Arial"/>
-                <w:b/>
-                <w:i w:val="0"/>
-                <w:sz w:val="26"/>
-              </w:rPr>
-              <w:t>E</w:t>
             </w:r>
           </w:p>
         </w:tc>
@@ -4225,7 +4225,7 @@
                 <w:i w:val="0"/>
                 <w:sz w:val="26"/>
               </w:rPr>
-              <w:t>J</w:t>
+              <w:t>Y</w:t>
             </w:r>
           </w:p>
         </w:tc>
@@ -4251,7 +4251,7 @@
                 <w:i w:val="0"/>
                 <w:sz w:val="26"/>
               </w:rPr>
-              <w:t>Y</w:t>
+              <w:t>J</w:t>
             </w:r>
           </w:p>
         </w:tc>
@@ -4516,7 +4516,7 @@
                 <w:i w:val="0"/>
                 <w:sz w:val="26"/>
               </w:rPr>
-              <w:t>U</w:t>
+              <w:t>P</w:t>
             </w:r>
           </w:p>
         </w:tc>
@@ -4542,7 +4542,7 @@
                 <w:i w:val="0"/>
                 <w:sz w:val="26"/>
               </w:rPr>
-              <w:t>P</w:t>
+              <w:t>U</w:t>
             </w:r>
           </w:p>
         </w:tc>
@@ -4807,7 +4807,7 @@
                 <w:i w:val="0"/>
                 <w:sz w:val="26"/>
               </w:rPr>
-              <w:t>L</w:t>
+              <w:t>M</w:t>
             </w:r>
           </w:p>
         </w:tc>
@@ -4833,7 +4833,7 @@
                 <w:i w:val="0"/>
                 <w:sz w:val="26"/>
               </w:rPr>
-              <w:t>M</w:t>
+              <w:t>N</w:t>
             </w:r>
           </w:p>
         </w:tc>
@@ -5098,7 +5098,7 @@
                 <w:i w:val="0"/>
                 <w:sz w:val="26"/>
               </w:rPr>
-              <w:t>Y</w:t>
+              <w:t>A</w:t>
             </w:r>
           </w:p>
         </w:tc>
@@ -5124,7 +5124,7 @@
                 <w:i w:val="0"/>
                 <w:sz w:val="26"/>
               </w:rPr>
-              <w:t>A</w:t>
+              <w:t>E</w:t>
             </w:r>
           </w:p>
         </w:tc>
